--- a/project_proposal.docx
+++ b/project_proposal.docx
@@ -19,6 +19,9 @@
       <w:sdtContent>
         <w:p>
           <w:r>
+            <w:rPr>
+              <w:noProof/>
+            </w:rPr>
             <mc:AlternateContent>
               <mc:Choice Requires="wps">
                 <w:drawing>
@@ -185,6 +188,9 @@
             </mc:AlternateContent>
           </w:r>
           <w:r>
+            <w:rPr>
+              <w:noProof/>
+            </w:rPr>
             <mc:AlternateContent>
               <mc:Choice Requires="wps">
                 <w:drawing>
@@ -275,7 +281,16 @@
                                         <w:sz w:val="120"/>
                                         <w:szCs w:val="120"/>
                                       </w:rPr>
-                                      <w:t xml:space="preserve">Skin Cancer Classification: Multi-class Diagnosis of 7 Pigmented Skin Lesions </w:t>
+                                      <w:t xml:space="preserve">Project Proposal for </w:t>
+                                    </w:r>
+                                    <w:r>
+                                      <w:rPr>
+                                        <w:caps w:val="0"/>
+                                        <w:color w:val="FFFFFF" w:themeColor="background1"/>
+                                        <w:sz w:val="120"/>
+                                        <w:szCs w:val="120"/>
+                                      </w:rPr>
+                                      <w:t>Skin Cancer Classification</w:t>
                                     </w:r>
                                   </w:p>
                                 </w:sdtContent>
@@ -289,6 +304,12 @@
                                     <w:color w:val="FFFFFF" w:themeColor="background1"/>
                                   </w:rPr>
                                 </w:pPr>
+                                <w:r>
+                                  <w:rPr>
+                                    <w:color w:val="FFFFFF" w:themeColor="background1"/>
+                                  </w:rPr>
+                                  <w:t>27 November 2025</w:t>
+                                </w:r>
                               </w:p>
                               <w:sdt>
                                 <w:sdtPr>
@@ -299,6 +320,7 @@
                                   </w:rPr>
                                   <w:alias w:val="Abstract"/>
                                   <w:id w:val="-1812170092"/>
+                                  <w:showingPlcHdr/>
                                   <w:dataBinding w:prefixMappings="xmlns:ns0='http://schemas.microsoft.com/office/2006/coverPageProps'" w:xpath="/ns0:CoverPageProperties[1]/ns0:Abstract[1]" w:storeItemID="{55AF091B-3C7A-41E3-B477-F2FDAA23CFDA}"/>
                                   <w:text/>
                                 </w:sdtPr>
@@ -318,7 +340,7 @@
                                         <w:sz w:val="21"/>
                                         <w:szCs w:val="21"/>
                                       </w:rPr>
-                                      <w:t xml:space="preserve">Skin Cancer Classification  </w:t>
+                                      <w:t xml:space="preserve">     </w:t>
                                     </w:r>
                                   </w:p>
                                 </w:sdtContent>
@@ -376,7 +398,16 @@
                                   <w:sz w:val="120"/>
                                   <w:szCs w:val="120"/>
                                 </w:rPr>
-                                <w:t xml:space="preserve">Skin Cancer Classification: Multi-class Diagnosis of 7 Pigmented Skin Lesions </w:t>
+                                <w:t xml:space="preserve">Project Proposal for </w:t>
+                              </w:r>
+                              <w:r>
+                                <w:rPr>
+                                  <w:caps w:val="0"/>
+                                  <w:color w:val="FFFFFF" w:themeColor="background1"/>
+                                  <w:sz w:val="120"/>
+                                  <w:szCs w:val="120"/>
+                                </w:rPr>
+                                <w:t>Skin Cancer Classification</w:t>
                               </w:r>
                             </w:p>
                           </w:sdtContent>
@@ -390,6 +421,12 @@
                               <w:color w:val="FFFFFF" w:themeColor="background1"/>
                             </w:rPr>
                           </w:pPr>
+                          <w:r>
+                            <w:rPr>
+                              <w:color w:val="FFFFFF" w:themeColor="background1"/>
+                            </w:rPr>
+                            <w:t>27 November 2025</w:t>
+                          </w:r>
                         </w:p>
                         <w:sdt>
                           <w:sdtPr>
@@ -400,6 +437,7 @@
                             </w:rPr>
                             <w:alias w:val="Abstract"/>
                             <w:id w:val="-1812170092"/>
+                            <w:showingPlcHdr/>
                             <w:dataBinding w:prefixMappings="xmlns:ns0='http://schemas.microsoft.com/office/2006/coverPageProps'" w:xpath="/ns0:CoverPageProperties[1]/ns0:Abstract[1]" w:storeItemID="{55AF091B-3C7A-41E3-B477-F2FDAA23CFDA}"/>
                             <w:text/>
                           </w:sdtPr>
@@ -419,7 +457,7 @@
                                   <w:sz w:val="21"/>
                                   <w:szCs w:val="21"/>
                                 </w:rPr>
-                                <w:t xml:space="preserve">Skin Cancer Classification  </w:t>
+                                <w:t xml:space="preserve">     </w:t>
                               </w:r>
                             </w:p>
                           </w:sdtContent>
@@ -484,8 +522,12 @@
                   <w:tab w:val="right" w:leader="dot" w:pos="8942"/>
                 </w:tabs>
                 <w:rPr>
-                  <w:sz w:val="28"/>
-                  <w:szCs w:val="28"/>
+                  <w:noProof/>
+                  <w:kern w:val="2"/>
+                  <w:sz w:val="24"/>
+                  <w:szCs w:val="24"/>
+                  <w:lang w:val="fr-CM" w:eastAsia="fr-CM"/>
+                  <w14:ligatures w14:val="standardContextual"/>
                 </w:rPr>
               </w:pPr>
               <w:r>
@@ -509,63 +551,59 @@
                 </w:rPr>
                 <w:fldChar w:fldCharType="separate"/>
               </w:r>
-              <w:hyperlink w:anchor="_Toc203996485" w:history="1">
+              <w:hyperlink w:anchor="_Toc215150093" w:history="1">
                 <w:r>
                   <w:rPr>
                     <w:rStyle w:val="Hyperlink"/>
-                    <w:sz w:val="28"/>
-                    <w:szCs w:val="28"/>
+                    <w:noProof/>
                   </w:rPr>
-                  <w:t>Introduction</w:t>
+                  <w:t>Problem Statement</w:t>
                 </w:r>
                 <w:r>
                   <w:rPr>
+                    <w:noProof/>
                     <w:webHidden/>
-                    <w:sz w:val="28"/>
-                    <w:szCs w:val="28"/>
                   </w:rPr>
                   <w:tab/>
                 </w:r>
                 <w:r>
                   <w:rPr>
+                    <w:noProof/>
                     <w:webHidden/>
-                    <w:sz w:val="28"/>
-                    <w:szCs w:val="28"/>
                   </w:rPr>
                   <w:fldChar w:fldCharType="begin"/>
                 </w:r>
                 <w:r>
                   <w:rPr>
+                    <w:noProof/>
                     <w:webHidden/>
-                    <w:sz w:val="28"/>
-                    <w:szCs w:val="28"/>
                   </w:rPr>
-                  <w:instrText xml:space="preserve"> PAGEREF _Toc203996485 \h </w:instrText>
+                  <w:instrText xml:space="preserve"> PAGEREF _Toc215150093 \h </w:instrText>
                 </w:r>
                 <w:r>
                   <w:rPr>
+                    <w:noProof/>
                     <w:webHidden/>
-                    <w:sz w:val="28"/>
-                    <w:szCs w:val="28"/>
+                  </w:rPr>
+                </w:r>
+                <w:r>
+                  <w:rPr>
+                    <w:noProof/>
+                    <w:webHidden/>
                   </w:rPr>
                   <w:fldChar w:fldCharType="separate"/>
                 </w:r>
                 <w:r>
                   <w:rPr>
-                    <w:b/>
-                    <w:bCs/>
                     <w:noProof/>
                     <w:webHidden/>
-                    <w:sz w:val="28"/>
-                    <w:szCs w:val="28"/>
                   </w:rPr>
-                  <w:t>Error! Bookmark not defined.</w:t>
+                  <w:t>2</w:t>
                 </w:r>
                 <w:r>
                   <w:rPr>
+                    <w:noProof/>
                     <w:webHidden/>
-                    <w:sz w:val="28"/>
-                    <w:szCs w:val="28"/>
                   </w:rPr>
                   <w:fldChar w:fldCharType="end"/>
                 </w:r>
@@ -578,67 +616,67 @@
                   <w:tab w:val="right" w:leader="dot" w:pos="8942"/>
                 </w:tabs>
                 <w:rPr>
-                  <w:sz w:val="28"/>
-                  <w:szCs w:val="28"/>
+                  <w:noProof/>
+                  <w:kern w:val="2"/>
+                  <w:sz w:val="24"/>
+                  <w:szCs w:val="24"/>
+                  <w:lang w:val="fr-CM" w:eastAsia="fr-CM"/>
+                  <w14:ligatures w14:val="standardContextual"/>
                 </w:rPr>
               </w:pPr>
-              <w:hyperlink w:anchor="_Toc203996486" w:history="1">
+              <w:hyperlink w:anchor="_Toc215150094" w:history="1">
                 <w:r>
                   <w:rPr>
                     <w:rStyle w:val="Hyperlink"/>
-                    <w:sz w:val="28"/>
-                    <w:szCs w:val="28"/>
+                    <w:noProof/>
                   </w:rPr>
-                  <w:t>L'essor de l'apprentissage personnalisé</w:t>
+                  <w:t>Project Objectives</w:t>
                 </w:r>
                 <w:r>
                   <w:rPr>
+                    <w:noProof/>
                     <w:webHidden/>
-                    <w:sz w:val="28"/>
-                    <w:szCs w:val="28"/>
                   </w:rPr>
                   <w:tab/>
                 </w:r>
                 <w:r>
                   <w:rPr>
+                    <w:noProof/>
                     <w:webHidden/>
-                    <w:sz w:val="28"/>
-                    <w:szCs w:val="28"/>
                   </w:rPr>
                   <w:fldChar w:fldCharType="begin"/>
                 </w:r>
                 <w:r>
                   <w:rPr>
+                    <w:noProof/>
                     <w:webHidden/>
-                    <w:sz w:val="28"/>
-                    <w:szCs w:val="28"/>
                   </w:rPr>
-                  <w:instrText xml:space="preserve"> PAGEREF _Toc203996486 \h </w:instrText>
+                  <w:instrText xml:space="preserve"> PAGEREF _Toc215150094 \h </w:instrText>
                 </w:r>
                 <w:r>
                   <w:rPr>
+                    <w:noProof/>
                     <w:webHidden/>
-                    <w:sz w:val="28"/>
-                    <w:szCs w:val="28"/>
+                  </w:rPr>
+                </w:r>
+                <w:r>
+                  <w:rPr>
+                    <w:noProof/>
+                    <w:webHidden/>
                   </w:rPr>
                   <w:fldChar w:fldCharType="separate"/>
                 </w:r>
                 <w:r>
                   <w:rPr>
-                    <w:b/>
-                    <w:bCs/>
                     <w:noProof/>
                     <w:webHidden/>
-                    <w:sz w:val="28"/>
-                    <w:szCs w:val="28"/>
                   </w:rPr>
-                  <w:t>Error! Bookmark not defined.</w:t>
+                  <w:t>2</w:t>
                 </w:r>
                 <w:r>
                   <w:rPr>
+                    <w:noProof/>
                     <w:webHidden/>
-                    <w:sz w:val="28"/>
-                    <w:szCs w:val="28"/>
                   </w:rPr>
                   <w:fldChar w:fldCharType="end"/>
                 </w:r>
@@ -651,67 +689,67 @@
                   <w:tab w:val="right" w:leader="dot" w:pos="8942"/>
                 </w:tabs>
                 <w:rPr>
-                  <w:sz w:val="28"/>
-                  <w:szCs w:val="28"/>
+                  <w:noProof/>
+                  <w:kern w:val="2"/>
+                  <w:sz w:val="24"/>
+                  <w:szCs w:val="24"/>
+                  <w:lang w:val="fr-CM" w:eastAsia="fr-CM"/>
+                  <w14:ligatures w14:val="standardContextual"/>
                 </w:rPr>
               </w:pPr>
-              <w:hyperlink w:anchor="_Toc203996487" w:history="1">
+              <w:hyperlink w:anchor="_Toc215150095" w:history="1">
                 <w:r>
                   <w:rPr>
                     <w:rStyle w:val="Hyperlink"/>
-                    <w:sz w:val="28"/>
-                    <w:szCs w:val="28"/>
+                    <w:noProof/>
                   </w:rPr>
-                  <w:t>Amélioration de la rétroaction instantanée</w:t>
+                  <w:t>Stakeholders and Audience</w:t>
                 </w:r>
                 <w:r>
                   <w:rPr>
+                    <w:noProof/>
                     <w:webHidden/>
-                    <w:sz w:val="28"/>
-                    <w:szCs w:val="28"/>
                   </w:rPr>
                   <w:tab/>
                 </w:r>
                 <w:r>
                   <w:rPr>
+                    <w:noProof/>
                     <w:webHidden/>
-                    <w:sz w:val="28"/>
-                    <w:szCs w:val="28"/>
                   </w:rPr>
                   <w:fldChar w:fldCharType="begin"/>
                 </w:r>
                 <w:r>
                   <w:rPr>
+                    <w:noProof/>
                     <w:webHidden/>
-                    <w:sz w:val="28"/>
-                    <w:szCs w:val="28"/>
                   </w:rPr>
-                  <w:instrText xml:space="preserve"> PAGEREF _Toc203996487 \h </w:instrText>
+                  <w:instrText xml:space="preserve"> PAGEREF _Toc215150095 \h </w:instrText>
                 </w:r>
                 <w:r>
                   <w:rPr>
+                    <w:noProof/>
                     <w:webHidden/>
-                    <w:sz w:val="28"/>
-                    <w:szCs w:val="28"/>
+                  </w:rPr>
+                </w:r>
+                <w:r>
+                  <w:rPr>
+                    <w:noProof/>
+                    <w:webHidden/>
                   </w:rPr>
                   <w:fldChar w:fldCharType="separate"/>
                 </w:r>
                 <w:r>
                   <w:rPr>
-                    <w:b/>
-                    <w:bCs/>
                     <w:noProof/>
                     <w:webHidden/>
-                    <w:sz w:val="28"/>
-                    <w:szCs w:val="28"/>
                   </w:rPr>
-                  <w:t>Error! Bookmark not defined.</w:t>
+                  <w:t>2</w:t>
                 </w:r>
                 <w:r>
                   <w:rPr>
+                    <w:noProof/>
                     <w:webHidden/>
-                    <w:sz w:val="28"/>
-                    <w:szCs w:val="28"/>
                   </w:rPr>
                   <w:fldChar w:fldCharType="end"/>
                 </w:r>
@@ -724,67 +762,67 @@
                   <w:tab w:val="right" w:leader="dot" w:pos="8942"/>
                 </w:tabs>
                 <w:rPr>
-                  <w:sz w:val="28"/>
-                  <w:szCs w:val="28"/>
+                  <w:noProof/>
+                  <w:kern w:val="2"/>
+                  <w:sz w:val="24"/>
+                  <w:szCs w:val="24"/>
+                  <w:lang w:val="fr-CM" w:eastAsia="fr-CM"/>
+                  <w14:ligatures w14:val="standardContextual"/>
                 </w:rPr>
               </w:pPr>
-              <w:hyperlink w:anchor="_Toc203996488" w:history="1">
+              <w:hyperlink w:anchor="_Toc215150096" w:history="1">
                 <w:r>
                   <w:rPr>
                     <w:rStyle w:val="Hyperlink"/>
-                    <w:sz w:val="28"/>
-                    <w:szCs w:val="28"/>
+                    <w:noProof/>
                   </w:rPr>
-                  <w:t>Encourager l'apprentissage collaboratif</w:t>
+                  <w:t>AI Methodologies</w:t>
                 </w:r>
                 <w:r>
                   <w:rPr>
+                    <w:noProof/>
                     <w:webHidden/>
-                    <w:sz w:val="28"/>
-                    <w:szCs w:val="28"/>
                   </w:rPr>
                   <w:tab/>
                 </w:r>
                 <w:r>
                   <w:rPr>
+                    <w:noProof/>
                     <w:webHidden/>
-                    <w:sz w:val="28"/>
-                    <w:szCs w:val="28"/>
                   </w:rPr>
                   <w:fldChar w:fldCharType="begin"/>
                 </w:r>
                 <w:r>
                   <w:rPr>
+                    <w:noProof/>
                     <w:webHidden/>
-                    <w:sz w:val="28"/>
-                    <w:szCs w:val="28"/>
                   </w:rPr>
-                  <w:instrText xml:space="preserve"> PAGEREF _Toc203996488 \h </w:instrText>
+                  <w:instrText xml:space="preserve"> PAGEREF _Toc215150096 \h </w:instrText>
                 </w:r>
                 <w:r>
                   <w:rPr>
+                    <w:noProof/>
                     <w:webHidden/>
-                    <w:sz w:val="28"/>
-                    <w:szCs w:val="28"/>
+                  </w:rPr>
+                </w:r>
+                <w:r>
+                  <w:rPr>
+                    <w:noProof/>
+                    <w:webHidden/>
                   </w:rPr>
                   <w:fldChar w:fldCharType="separate"/>
                 </w:r>
                 <w:r>
                   <w:rPr>
-                    <w:b/>
-                    <w:bCs/>
                     <w:noProof/>
                     <w:webHidden/>
-                    <w:sz w:val="28"/>
-                    <w:szCs w:val="28"/>
                   </w:rPr>
-                  <w:t>Error! Bookmark not defined.</w:t>
+                  <w:t>3</w:t>
                 </w:r>
                 <w:r>
                   <w:rPr>
+                    <w:noProof/>
                     <w:webHidden/>
-                    <w:sz w:val="28"/>
-                    <w:szCs w:val="28"/>
                   </w:rPr>
                   <w:fldChar w:fldCharType="end"/>
                 </w:r>
@@ -797,359 +835,67 @@
                   <w:tab w:val="right" w:leader="dot" w:pos="8942"/>
                 </w:tabs>
                 <w:rPr>
-                  <w:sz w:val="28"/>
-                  <w:szCs w:val="28"/>
+                  <w:noProof/>
+                  <w:kern w:val="2"/>
+                  <w:sz w:val="24"/>
+                  <w:szCs w:val="24"/>
+                  <w:lang w:val="fr-CM" w:eastAsia="fr-CM"/>
+                  <w14:ligatures w14:val="standardContextual"/>
                 </w:rPr>
               </w:pPr>
-              <w:hyperlink w:anchor="_Toc203996489" w:history="1">
+              <w:hyperlink w:anchor="_Toc215150097" w:history="1">
                 <w:r>
                   <w:rPr>
                     <w:rStyle w:val="Hyperlink"/>
-                    <w:sz w:val="28"/>
-                    <w:szCs w:val="28"/>
+                    <w:noProof/>
                   </w:rPr>
-                  <w:t>Surmonter les barrières linguistiques</w:t>
+                  <w:t>Dataset Justification</w:t>
                 </w:r>
                 <w:r>
                   <w:rPr>
+                    <w:noProof/>
                     <w:webHidden/>
-                    <w:sz w:val="28"/>
-                    <w:szCs w:val="28"/>
                   </w:rPr>
                   <w:tab/>
                 </w:r>
                 <w:r>
                   <w:rPr>
+                    <w:noProof/>
                     <w:webHidden/>
-                    <w:sz w:val="28"/>
-                    <w:szCs w:val="28"/>
                   </w:rPr>
                   <w:fldChar w:fldCharType="begin"/>
                 </w:r>
                 <w:r>
                   <w:rPr>
+                    <w:noProof/>
                     <w:webHidden/>
-                    <w:sz w:val="28"/>
-                    <w:szCs w:val="28"/>
                   </w:rPr>
-                  <w:instrText xml:space="preserve"> PAGEREF _Toc203996489 \h </w:instrText>
+                  <w:instrText xml:space="preserve"> PAGEREF _Toc215150097 \h </w:instrText>
                 </w:r>
                 <w:r>
                   <w:rPr>
+                    <w:noProof/>
                     <w:webHidden/>
-                    <w:sz w:val="28"/>
-                    <w:szCs w:val="28"/>
+                  </w:rPr>
+                </w:r>
+                <w:r>
+                  <w:rPr>
+                    <w:noProof/>
+                    <w:webHidden/>
                   </w:rPr>
                   <w:fldChar w:fldCharType="separate"/>
                 </w:r>
                 <w:r>
                   <w:rPr>
-                    <w:b/>
-                    <w:bCs/>
                     <w:noProof/>
                     <w:webHidden/>
-                    <w:sz w:val="28"/>
-                    <w:szCs w:val="28"/>
                   </w:rPr>
-                  <w:t>Error! Bookmark not defined.</w:t>
+                  <w:t>4</w:t>
                 </w:r>
                 <w:r>
                   <w:rPr>
-                    <w:webHidden/>
-                    <w:sz w:val="28"/>
-                    <w:szCs w:val="28"/>
-                  </w:rPr>
-                  <w:fldChar w:fldCharType="end"/>
-                </w:r>
-              </w:hyperlink>
-            </w:p>
-            <w:p>
-              <w:pPr>
-                <w:pStyle w:val="TOC2"/>
-                <w:tabs>
-                  <w:tab w:val="right" w:leader="dot" w:pos="8942"/>
-                </w:tabs>
-                <w:rPr>
-                  <w:sz w:val="28"/>
-                  <w:szCs w:val="28"/>
-                </w:rPr>
-              </w:pPr>
-              <w:hyperlink w:anchor="_Toc203996490" w:history="1">
-                <w:r>
-                  <w:rPr>
-                    <w:rStyle w:val="Hyperlink"/>
-                    <w:sz w:val="28"/>
-                    <w:szCs w:val="28"/>
-                  </w:rPr>
-                  <w:t>Traduction avec ChatGPT</w:t>
-                </w:r>
-                <w:r>
-                  <w:rPr>
-                    <w:webHidden/>
-                    <w:sz w:val="28"/>
-                    <w:szCs w:val="28"/>
-                  </w:rPr>
-                  <w:tab/>
-                </w:r>
-                <w:r>
-                  <w:rPr>
-                    <w:webHidden/>
-                    <w:sz w:val="28"/>
-                    <w:szCs w:val="28"/>
-                  </w:rPr>
-                  <w:fldChar w:fldCharType="begin"/>
-                </w:r>
-                <w:r>
-                  <w:rPr>
-                    <w:webHidden/>
-                    <w:sz w:val="28"/>
-                    <w:szCs w:val="28"/>
-                  </w:rPr>
-                  <w:instrText xml:space="preserve"> PAGEREF _Toc203996490 \h </w:instrText>
-                </w:r>
-                <w:r>
-                  <w:rPr>
-                    <w:webHidden/>
-                    <w:sz w:val="28"/>
-                    <w:szCs w:val="28"/>
-                  </w:rPr>
-                  <w:fldChar w:fldCharType="separate"/>
-                </w:r>
-                <w:r>
-                  <w:rPr>
-                    <w:b/>
-                    <w:bCs/>
                     <w:noProof/>
                     <w:webHidden/>
-                    <w:sz w:val="28"/>
-                    <w:szCs w:val="28"/>
-                  </w:rPr>
-                  <w:t>Error! Bookmark not defined.</w:t>
-                </w:r>
-                <w:r>
-                  <w:rPr>
-                    <w:webHidden/>
-                    <w:sz w:val="28"/>
-                    <w:szCs w:val="28"/>
-                  </w:rPr>
-                  <w:fldChar w:fldCharType="end"/>
-                </w:r>
-              </w:hyperlink>
-            </w:p>
-            <w:p>
-              <w:pPr>
-                <w:pStyle w:val="TOC2"/>
-                <w:tabs>
-                  <w:tab w:val="right" w:leader="dot" w:pos="8942"/>
-                </w:tabs>
-                <w:rPr>
-                  <w:sz w:val="28"/>
-                  <w:szCs w:val="28"/>
-                </w:rPr>
-              </w:pPr>
-              <w:hyperlink w:anchor="_Toc203996491" w:history="1">
-                <w:r>
-                  <w:rPr>
-                    <w:rStyle w:val="Hyperlink"/>
-                    <w:sz w:val="28"/>
-                    <w:szCs w:val="28"/>
-                  </w:rPr>
-                  <w:t>Nouvelles opportunités pour l'éducation à distance et l'apprentissage interculturel</w:t>
-                </w:r>
-                <w:r>
-                  <w:rPr>
-                    <w:webHidden/>
-                    <w:sz w:val="28"/>
-                    <w:szCs w:val="28"/>
-                  </w:rPr>
-                  <w:tab/>
-                </w:r>
-                <w:r>
-                  <w:rPr>
-                    <w:webHidden/>
-                    <w:sz w:val="28"/>
-                    <w:szCs w:val="28"/>
-                  </w:rPr>
-                  <w:fldChar w:fldCharType="begin"/>
-                </w:r>
-                <w:r>
-                  <w:rPr>
-                    <w:webHidden/>
-                    <w:sz w:val="28"/>
-                    <w:szCs w:val="28"/>
-                  </w:rPr>
-                  <w:instrText xml:space="preserve"> PAGEREF _Toc203996491 \h </w:instrText>
-                </w:r>
-                <w:r>
-                  <w:rPr>
-                    <w:webHidden/>
-                    <w:sz w:val="28"/>
-                    <w:szCs w:val="28"/>
-                  </w:rPr>
-                  <w:fldChar w:fldCharType="separate"/>
-                </w:r>
-                <w:r>
-                  <w:rPr>
-                    <w:b/>
-                    <w:bCs/>
-                    <w:noProof/>
-                    <w:webHidden/>
-                    <w:sz w:val="28"/>
-                    <w:szCs w:val="28"/>
-                  </w:rPr>
-                  <w:t>Error! Bookmark not defined.</w:t>
-                </w:r>
-                <w:r>
-                  <w:rPr>
-                    <w:webHidden/>
-                    <w:sz w:val="28"/>
-                    <w:szCs w:val="28"/>
-                  </w:rPr>
-                  <w:fldChar w:fldCharType="end"/>
-                </w:r>
-              </w:hyperlink>
-            </w:p>
-            <w:p>
-              <w:pPr>
-                <w:pStyle w:val="TOC2"/>
-                <w:tabs>
-                  <w:tab w:val="right" w:leader="dot" w:pos="8942"/>
-                </w:tabs>
-                <w:rPr>
-                  <w:sz w:val="28"/>
-                  <w:szCs w:val="28"/>
-                </w:rPr>
-              </w:pPr>
-              <w:hyperlink w:anchor="_Toc203996492" w:history="1">
-                <w:r>
-                  <w:rPr>
-                    <w:rStyle w:val="Hyperlink"/>
-                    <w:sz w:val="28"/>
-                    <w:szCs w:val="28"/>
-                  </w:rPr>
-                  <w:t>Favoriser l'inclusivité dans les salles de classe diverses</w:t>
-                </w:r>
-                <w:r>
-                  <w:rPr>
-                    <w:webHidden/>
-                    <w:sz w:val="28"/>
-                    <w:szCs w:val="28"/>
-                  </w:rPr>
-                  <w:tab/>
-                </w:r>
-                <w:r>
-                  <w:rPr>
-                    <w:webHidden/>
-                    <w:sz w:val="28"/>
-                    <w:szCs w:val="28"/>
-                  </w:rPr>
-                  <w:fldChar w:fldCharType="begin"/>
-                </w:r>
-                <w:r>
-                  <w:rPr>
-                    <w:webHidden/>
-                    <w:sz w:val="28"/>
-                    <w:szCs w:val="28"/>
-                  </w:rPr>
-                  <w:instrText xml:space="preserve"> PAGEREF _Toc203996492 \h </w:instrText>
-                </w:r>
-                <w:r>
-                  <w:rPr>
-                    <w:webHidden/>
-                    <w:sz w:val="28"/>
-                    <w:szCs w:val="28"/>
-                  </w:rPr>
-                  <w:fldChar w:fldCharType="separate"/>
-                </w:r>
-                <w:r>
-                  <w:rPr>
-                    <w:b/>
-                    <w:bCs/>
-                    <w:noProof/>
-                    <w:webHidden/>
-                    <w:sz w:val="28"/>
-                    <w:szCs w:val="28"/>
-                  </w:rPr>
-                  <w:t>Error! Bookmark not defined.</w:t>
-                </w:r>
-                <w:r>
-                  <w:rPr>
-                    <w:webHidden/>
-                    <w:sz w:val="28"/>
-                    <w:szCs w:val="28"/>
-                  </w:rPr>
-                  <w:fldChar w:fldCharType="end"/>
-                </w:r>
-              </w:hyperlink>
-            </w:p>
-            <w:p>
-              <w:pPr>
-                <w:pStyle w:val="TOC2"/>
-                <w:tabs>
-                  <w:tab w:val="right" w:leader="dot" w:pos="8942"/>
-                </w:tabs>
-                <w:rPr>
-                  <w:sz w:val="28"/>
-                  <w:szCs w:val="28"/>
-                </w:rPr>
-              </w:pPr>
-              <w:hyperlink w:anchor="_Toc203996493" w:history="1">
-                <w:r>
-                  <w:rPr>
-                    <w:rStyle w:val="Hyperlink"/>
-                    <w:sz w:val="28"/>
-                    <w:szCs w:val="28"/>
-                  </w:rPr>
-                  <w:t>Résultats prometteurs</w:t>
-                </w:r>
-                <w:r>
-                  <w:rPr>
-                    <w:webHidden/>
-                    <w:sz w:val="28"/>
-                    <w:szCs w:val="28"/>
-                  </w:rPr>
-                  <w:tab/>
-                </w:r>
-                <w:r>
-                  <w:rPr>
-                    <w:webHidden/>
-                    <w:sz w:val="28"/>
-                    <w:szCs w:val="28"/>
-                  </w:rPr>
-                  <w:fldChar w:fldCharType="begin"/>
-                </w:r>
-                <w:r>
-                  <w:rPr>
-                    <w:webHidden/>
-                    <w:sz w:val="28"/>
-                    <w:szCs w:val="28"/>
-                  </w:rPr>
-                  <w:instrText xml:space="preserve"> PAGEREF _Toc203996493 \h </w:instrText>
-                </w:r>
-                <w:r>
-                  <w:rPr>
-                    <w:webHidden/>
-                    <w:sz w:val="28"/>
-                    <w:szCs w:val="28"/>
-                  </w:rPr>
-                  <w:fldChar w:fldCharType="separate"/>
-                </w:r>
-                <w:r>
-                  <w:rPr>
-                    <w:b/>
-                    <w:bCs/>
-                    <w:noProof/>
-                    <w:webHidden/>
-                    <w:sz w:val="28"/>
-                    <w:szCs w:val="28"/>
-                  </w:rPr>
-                  <w:t>Error! Bookmark not defined.</w:t>
-                </w:r>
-                <w:r>
-                  <w:rPr>
-                    <w:webHidden/>
-                    <w:sz w:val="28"/>
-                    <w:szCs w:val="28"/>
                   </w:rPr>
                   <w:fldChar w:fldCharType="end"/>
                 </w:r>
@@ -1162,67 +908,67 @@
                   <w:tab w:val="right" w:leader="dot" w:pos="8942"/>
                 </w:tabs>
                 <w:rPr>
-                  <w:sz w:val="28"/>
-                  <w:szCs w:val="28"/>
+                  <w:noProof/>
+                  <w:kern w:val="2"/>
+                  <w:sz w:val="24"/>
+                  <w:szCs w:val="24"/>
+                  <w:lang w:val="fr-CM" w:eastAsia="fr-CM"/>
+                  <w14:ligatures w14:val="standardContextual"/>
                 </w:rPr>
               </w:pPr>
-              <w:hyperlink w:anchor="_Toc203996494" w:history="1">
+              <w:hyperlink w:anchor="_Toc215150098" w:history="1">
                 <w:r>
                   <w:rPr>
                     <w:rStyle w:val="Hyperlink"/>
-                    <w:sz w:val="28"/>
-                    <w:szCs w:val="28"/>
+                    <w:noProof/>
                   </w:rPr>
-                  <w:t>Les défis éthiques de l'utilisation de ChatGPT</w:t>
+                  <w:t>Feasibility Analysis</w:t>
                 </w:r>
                 <w:r>
                   <w:rPr>
+                    <w:noProof/>
                     <w:webHidden/>
-                    <w:sz w:val="28"/>
-                    <w:szCs w:val="28"/>
                   </w:rPr>
                   <w:tab/>
                 </w:r>
                 <w:r>
                   <w:rPr>
+                    <w:noProof/>
                     <w:webHidden/>
-                    <w:sz w:val="28"/>
-                    <w:szCs w:val="28"/>
                   </w:rPr>
                   <w:fldChar w:fldCharType="begin"/>
                 </w:r>
                 <w:r>
                   <w:rPr>
+                    <w:noProof/>
                     <w:webHidden/>
-                    <w:sz w:val="28"/>
-                    <w:szCs w:val="28"/>
                   </w:rPr>
-                  <w:instrText xml:space="preserve"> PAGEREF _Toc203996494 \h </w:instrText>
+                  <w:instrText xml:space="preserve"> PAGEREF _Toc215150098 \h </w:instrText>
                 </w:r>
                 <w:r>
                   <w:rPr>
+                    <w:noProof/>
                     <w:webHidden/>
-                    <w:sz w:val="28"/>
-                    <w:szCs w:val="28"/>
+                  </w:rPr>
+                </w:r>
+                <w:r>
+                  <w:rPr>
+                    <w:noProof/>
+                    <w:webHidden/>
                   </w:rPr>
                   <w:fldChar w:fldCharType="separate"/>
                 </w:r>
                 <w:r>
                   <w:rPr>
-                    <w:b/>
-                    <w:bCs/>
                     <w:noProof/>
                     <w:webHidden/>
-                    <w:sz w:val="28"/>
-                    <w:szCs w:val="28"/>
                   </w:rPr>
-                  <w:t>Error! Bookmark not defined.</w:t>
+                  <w:t>0</w:t>
                 </w:r>
                 <w:r>
                   <w:rPr>
+                    <w:noProof/>
                     <w:webHidden/>
-                    <w:sz w:val="28"/>
-                    <w:szCs w:val="28"/>
                   </w:rPr>
                   <w:fldChar w:fldCharType="end"/>
                 </w:r>
@@ -1235,140 +981,67 @@
                   <w:tab w:val="right" w:leader="dot" w:pos="8942"/>
                 </w:tabs>
                 <w:rPr>
-                  <w:sz w:val="28"/>
-                  <w:szCs w:val="28"/>
+                  <w:noProof/>
+                  <w:kern w:val="2"/>
+                  <w:sz w:val="24"/>
+                  <w:szCs w:val="24"/>
+                  <w:lang w:val="fr-CM" w:eastAsia="fr-CM"/>
+                  <w14:ligatures w14:val="standardContextual"/>
                 </w:rPr>
               </w:pPr>
-              <w:hyperlink w:anchor="_Toc203996495" w:history="1">
+              <w:hyperlink w:anchor="_Toc215150099" w:history="1">
                 <w:r>
                   <w:rPr>
                     <w:rStyle w:val="Hyperlink"/>
-                    <w:sz w:val="28"/>
-                    <w:szCs w:val="28"/>
+                    <w:noProof/>
                   </w:rPr>
-                  <w:t>Conclusion</w:t>
+                  <w:t>Expected Outcomes and Metrics</w:t>
                 </w:r>
                 <w:r>
                   <w:rPr>
+                    <w:noProof/>
                     <w:webHidden/>
-                    <w:sz w:val="28"/>
-                    <w:szCs w:val="28"/>
                   </w:rPr>
                   <w:tab/>
                 </w:r>
                 <w:r>
                   <w:rPr>
+                    <w:noProof/>
                     <w:webHidden/>
-                    <w:sz w:val="28"/>
-                    <w:szCs w:val="28"/>
                   </w:rPr>
                   <w:fldChar w:fldCharType="begin"/>
                 </w:r>
                 <w:r>
                   <w:rPr>
+                    <w:noProof/>
                     <w:webHidden/>
-                    <w:sz w:val="28"/>
-                    <w:szCs w:val="28"/>
                   </w:rPr>
-                  <w:instrText xml:space="preserve"> PAGEREF _Toc203996495 \h </w:instrText>
+                  <w:instrText xml:space="preserve"> PAGEREF _Toc215150099 \h </w:instrText>
                 </w:r>
                 <w:r>
                   <w:rPr>
+                    <w:noProof/>
                     <w:webHidden/>
-                    <w:sz w:val="28"/>
-                    <w:szCs w:val="28"/>
+                  </w:rPr>
+                </w:r>
+                <w:r>
+                  <w:rPr>
+                    <w:noProof/>
+                    <w:webHidden/>
                   </w:rPr>
                   <w:fldChar w:fldCharType="separate"/>
                 </w:r>
                 <w:r>
                   <w:rPr>
-                    <w:b/>
-                    <w:bCs/>
                     <w:noProof/>
                     <w:webHidden/>
-                    <w:sz w:val="28"/>
-                    <w:szCs w:val="28"/>
                   </w:rPr>
-                  <w:t>Error! Bookmark not defined.</w:t>
+                  <w:t>0</w:t>
                 </w:r>
                 <w:r>
                   <w:rPr>
-                    <w:webHidden/>
-                    <w:sz w:val="28"/>
-                    <w:szCs w:val="28"/>
-                  </w:rPr>
-                  <w:fldChar w:fldCharType="end"/>
-                </w:r>
-              </w:hyperlink>
-            </w:p>
-            <w:p>
-              <w:pPr>
-                <w:pStyle w:val="TOC1"/>
-                <w:tabs>
-                  <w:tab w:val="right" w:leader="dot" w:pos="8942"/>
-                </w:tabs>
-                <w:rPr>
-                  <w:sz w:val="28"/>
-                  <w:szCs w:val="28"/>
-                </w:rPr>
-              </w:pPr>
-              <w:hyperlink w:anchor="_Toc203996496" w:history="1">
-                <w:r>
-                  <w:rPr>
-                    <w:rStyle w:val="Hyperlink"/>
-                    <w:sz w:val="28"/>
-                    <w:szCs w:val="28"/>
-                  </w:rPr>
-                  <w:t>Annexe 1 : Les différents usages de ChatGPT dans le monde de l'enseignement</w:t>
-                </w:r>
-                <w:r>
-                  <w:rPr>
-                    <w:webHidden/>
-                    <w:sz w:val="28"/>
-                    <w:szCs w:val="28"/>
-                  </w:rPr>
-                  <w:tab/>
-                </w:r>
-                <w:r>
-                  <w:rPr>
-                    <w:webHidden/>
-                    <w:sz w:val="28"/>
-                    <w:szCs w:val="28"/>
-                  </w:rPr>
-                  <w:fldChar w:fldCharType="begin"/>
-                </w:r>
-                <w:r>
-                  <w:rPr>
-                    <w:webHidden/>
-                    <w:sz w:val="28"/>
-                    <w:szCs w:val="28"/>
-                  </w:rPr>
-                  <w:instrText xml:space="preserve"> PAGEREF _Toc203996496 \h </w:instrText>
-                </w:r>
-                <w:r>
-                  <w:rPr>
-                    <w:webHidden/>
-                    <w:sz w:val="28"/>
-                    <w:szCs w:val="28"/>
-                  </w:rPr>
-                  <w:fldChar w:fldCharType="separate"/>
-                </w:r>
-                <w:r>
-                  <w:rPr>
-                    <w:b/>
-                    <w:bCs/>
                     <w:noProof/>
                     <w:webHidden/>
-                    <w:sz w:val="28"/>
-                    <w:szCs w:val="28"/>
-                  </w:rPr>
-                  <w:t>Error! Bookmark not defined.</w:t>
-                </w:r>
-                <w:r>
-                  <w:rPr>
-                    <w:webHidden/>
-                    <w:sz w:val="28"/>
-                    <w:szCs w:val="28"/>
                   </w:rPr>
                   <w:fldChar w:fldCharType="end"/>
                 </w:r>
@@ -1409,14 +1082,16 @@
         </w:p>
       </w:sdtContent>
     </w:sdt>
-    <w:bookmarkEnd w:id="0"/>
     <w:p>
       <w:pPr>
         <w:pStyle w:val="Heading1"/>
       </w:pPr>
+      <w:bookmarkStart w:id="1" w:name="_Toc215150093"/>
+      <w:bookmarkEnd w:id="0"/>
       <w:r>
         <w:t>Problem Statement</w:t>
       </w:r>
+      <w:bookmarkEnd w:id="1"/>
     </w:p>
     <w:p>
       <w:pPr>
@@ -1509,9 +1184,11 @@
       <w:pPr>
         <w:pStyle w:val="Heading1"/>
       </w:pPr>
+      <w:bookmarkStart w:id="2" w:name="_Toc215150094"/>
       <w:r>
         <w:t>Project Objectives</w:t>
       </w:r>
+      <w:bookmarkEnd w:id="2"/>
     </w:p>
     <w:p>
       <w:pPr>
@@ -1638,9 +1315,11 @@
       <w:pPr>
         <w:pStyle w:val="Heading1"/>
       </w:pPr>
+      <w:bookmarkStart w:id="3" w:name="_Toc215150095"/>
       <w:r>
         <w:t>Stakeholders and Audience</w:t>
       </w:r>
+      <w:bookmarkEnd w:id="3"/>
     </w:p>
     <w:p>
       <w:pPr>
@@ -1897,10 +1576,12 @@
       <w:pPr>
         <w:pStyle w:val="Heading1"/>
       </w:pPr>
+      <w:bookmarkStart w:id="4" w:name="_Toc215150096"/>
       <w:r>
         <w:lastRenderedPageBreak/>
         <w:t>AI Methodologies</w:t>
       </w:r>
+      <w:bookmarkEnd w:id="4"/>
     </w:p>
     <w:p>
       <w:pPr>
@@ -2175,15 +1856,7 @@
           <w:b/>
           <w:bCs/>
         </w:rPr>
-        <w:t>D</w:t>
-      </w:r>
-      <w:r>
-        <w:rPr>
-          <w:rFonts w:ascii="Bahnschrift SemiLight" w:hAnsi="Bahnschrift SemiLight"/>
-          <w:b/>
-          <w:bCs/>
-        </w:rPr>
-        <w:t xml:space="preserve">. Model Interpretability </w:t>
+        <w:t xml:space="preserve">D. Model Interpretability </w:t>
       </w:r>
     </w:p>
     <w:p>
@@ -2302,9 +1975,11 @@
       <w:pPr>
         <w:pStyle w:val="Heading1"/>
       </w:pPr>
+      <w:bookmarkStart w:id="5" w:name="_Toc215150097"/>
       <w:r>
         <w:t>Dataset Justification</w:t>
       </w:r>
+      <w:bookmarkEnd w:id="5"/>
     </w:p>
     <w:p>
       <w:pPr>
@@ -2847,19 +2522,7 @@
           <w:rPr>
             <w:rStyle w:val="Hyperlink"/>
           </w:rPr>
-          <w:t>https://dataver</w:t>
-        </w:r>
-        <w:r>
-          <w:rPr>
-            <w:rStyle w:val="Hyperlink"/>
-          </w:rPr>
-          <w:t>s</w:t>
-        </w:r>
-        <w:r>
-          <w:rPr>
-            <w:rStyle w:val="Hyperlink"/>
-          </w:rPr>
-          <w:t>e.harvard.edu/dataset.xhtml?persistentId=doi:10.7910/DVN/DBW86T</w:t>
+          <w:t>https://dataverse.harvard.edu/dataset.xhtml?persistentId=doi:10.7910/DVN/DBW86T</w:t>
         </w:r>
       </w:hyperlink>
     </w:p>
@@ -2902,10 +2565,12 @@
       <w:pPr>
         <w:pStyle w:val="Heading1"/>
       </w:pPr>
+      <w:bookmarkStart w:id="6" w:name="_Toc215150098"/>
       <w:r>
         <w:lastRenderedPageBreak/>
         <w:t>Feasibility Analysis</w:t>
       </w:r>
+      <w:bookmarkEnd w:id="6"/>
     </w:p>
     <w:p>
       <w:pPr>
@@ -3138,9 +2803,11 @@
       <w:pPr>
         <w:pStyle w:val="Heading1"/>
       </w:pPr>
+      <w:bookmarkStart w:id="7" w:name="_Toc215150099"/>
       <w:r>
         <w:t>Expected Outcomes and Metrics</w:t>
       </w:r>
+      <w:bookmarkEnd w:id="7"/>
     </w:p>
     <w:p>
       <w:pPr>
@@ -3262,6 +2929,24 @@
           <w:rFonts w:ascii="Bahnschrift SemiLight" w:hAnsi="Bahnschrift SemiLight"/>
         </w:rPr>
         <w:t xml:space="preserve"> (8-10 pages) detailing the methodology, data analysis, and findings.</w:t>
+      </w:r>
+    </w:p>
+    <w:p>
+      <w:pPr>
+        <w:pStyle w:val="NormalWeb"/>
+        <w:numPr>
+          <w:ilvl w:val="0"/>
+          <w:numId w:val="5"/>
+        </w:numPr>
+        <w:rPr>
+          <w:lang w:val="en-US"/>
+        </w:rPr>
+      </w:pPr>
+      <w:r>
+        <w:rPr>
+          <w:lang w:val="en-US"/>
+        </w:rPr>
+        <w:t>Grad-CAM heatmaps overlaid on test images, displayed in the notebook, final report, and video presentation</w:t>
       </w:r>
     </w:p>
     <w:p>
@@ -3519,6 +3204,18 @@
     </w:r>
     <w:r>
       <w:t>04</w:t>
+    </w:r>
+    <w:r>
+      <w:t xml:space="preserve">: </w:t>
+    </w:r>
+    <w:r>
+      <w:t xml:space="preserve"> Franklin Fofe Zohim – n</w:t>
+    </w:r>
+    <w:r>
+      <w:t>10000571 - NASSOR</w:t>
+    </w:r>
+    <w:r>
+      <w:t xml:space="preserve"> MMANGA OMAR DADI – n01771186</w:t>
     </w:r>
   </w:p>
 </w:ftr>
@@ -3578,19 +3275,7 @@
           <w:rPr>
             <w:rFonts w:ascii="Bahnschrift SemiLight" w:hAnsi="Bahnschrift SemiLight"/>
           </w:rPr>
-          <w:t xml:space="preserve">Skin Cancer </w:t>
-        </w:r>
-        <w:r>
-          <w:rPr>
-            <w:rFonts w:ascii="Bahnschrift SemiLight" w:hAnsi="Bahnschrift SemiLight"/>
-          </w:rPr>
-          <w:t>Classification:</w:t>
-        </w:r>
-        <w:r>
-          <w:rPr>
-            <w:rFonts w:ascii="Bahnschrift SemiLight" w:hAnsi="Bahnschrift SemiLight"/>
-          </w:rPr>
-          <w:t xml:space="preserve"> Multi-class Diagnosis of 7 Pigmented Skin Lesions </w:t>
+          <w:t>Project Proposal for Skin Cancer Classification</w:t>
         </w:r>
       </w:p>
     </w:sdtContent>
@@ -5024,6 +4709,7 @@
   <w:style w:type="character" w:default="1" w:styleId="DefaultParagraphFont">
     <w:name w:val="Default Paragraph Font"/>
     <w:uiPriority w:val="1"/>
+    <w:semiHidden/>
     <w:unhideWhenUsed/>
   </w:style>
   <w:style w:type="table" w:default="1" w:styleId="TableNormal">
@@ -5841,6 +5527,22 @@
     <w:rPr>
       <w:color w:val="B26B02" w:themeColor="followedHyperlink"/>
       <w:u w:val="single"/>
+    </w:rPr>
+  </w:style>
+  <w:style w:type="paragraph" w:styleId="NormalWeb">
+    <w:name w:val="Normal (Web)"/>
+    <w:basedOn w:val="Normal"/>
+    <w:uiPriority w:val="99"/>
+    <w:unhideWhenUsed/>
+    <w:rsid w:val="00F90C65"/>
+    <w:pPr>
+      <w:spacing w:beforeAutospacing="1" w:after="100" w:afterAutospacing="1" w:line="240" w:lineRule="auto"/>
+    </w:pPr>
+    <w:rPr>
+      <w:rFonts w:ascii="Times New Roman" w:eastAsia="Times New Roman" w:hAnsi="Times New Roman" w:cs="Times New Roman"/>
+      <w:sz w:val="24"/>
+      <w:szCs w:val="24"/>
+      <w:lang w:val="fr-CM" w:eastAsia="fr-CM"/>
     </w:rPr>
   </w:style>
 </w:styles>
@@ -5969,8 +5671,10 @@
     <w:rsidRoot w:val="000528A5"/>
     <w:rsid w:val="0001088D"/>
     <w:rsid w:val="000528A5"/>
+    <w:rsid w:val="00077DD4"/>
     <w:rsid w:val="00522DEC"/>
     <w:rsid w:val="005A6B51"/>
+    <w:rsid w:val="009F1583"/>
     <w:rsid w:val="00AB59C5"/>
     <w:rsid w:val="00B53D9F"/>
     <w:rsid w:val="00E91EAD"/>
@@ -6710,7 +6414,7 @@
 <file path=customXml/item1.xml><?xml version="1.0" encoding="utf-8"?>
 <CoverPageProperties xmlns="http://schemas.microsoft.com/office/2006/coverPageProps">
   <PublishDate/>
-  <Abstract>Skin Cancer Classification  </Abstract>
+  <Abstract/>
   <CompanyAddress/>
   <CompanyPhone/>
   <CompanyFax/>

--- a/project_proposal.docx
+++ b/project_proposal.docx
@@ -5672,9 +5672,9 @@
     <w:rsid w:val="0001088D"/>
     <w:rsid w:val="000528A5"/>
     <w:rsid w:val="00077DD4"/>
+    <w:rsid w:val="00316414"/>
     <w:rsid w:val="00522DEC"/>
     <w:rsid w:val="005A6B51"/>
-    <w:rsid w:val="009F1583"/>
     <w:rsid w:val="00AB59C5"/>
     <w:rsid w:val="00B53D9F"/>
     <w:rsid w:val="00E91EAD"/>
